--- a/7_Data_Extraction/RQs_and_Taxonomies.docx
+++ b/7_Data_Extraction/RQs_and_Taxonomies.docx
@@ -5637,26 +5637,6 @@
 </file>
 
 <file path=customXml/item1.xml><?xml version="1.0" encoding="utf-8"?>
-<?mso-contentType ?>
-<FormTemplates xmlns="http://schemas.microsoft.com/sharepoint/v3/contenttype/forms">
-  <Display>DocumentLibraryForm</Display>
-  <Edit>DocumentLibraryForm</Edit>
-  <New>DocumentLibraryForm</New>
-</FormTemplates>
-</file>
-
-<file path=customXml/item2.xml><?xml version="1.0" encoding="utf-8"?>
-<p:properties xmlns:p="http://schemas.microsoft.com/office/2006/metadata/properties" xmlns:xsi="http://www.w3.org/2001/XMLSchema-instance" xmlns:pc="http://schemas.microsoft.com/office/infopath/2007/PartnerControls">
-  <documentManagement>
-    <lcf76f155ced4ddcb4097134ff3c332f xmlns="ab92c565-5003-4ac3-93a3-a3ce8796a3c0">
-      <Terms xmlns="http://schemas.microsoft.com/office/infopath/2007/PartnerControls"/>
-    </lcf76f155ced4ddcb4097134ff3c332f>
-    <TaxCatchAll xmlns="aa1b21cb-23df-461b-8b8e-4aaeac2f3f50" xsi:nil="true"/>
-  </documentManagement>
-</p:properties>
-</file>
-
-<file path=customXml/item3.xml><?xml version="1.0" encoding="utf-8"?>
 <ct:contentTypeSchema xmlns:ct="http://schemas.microsoft.com/office/2006/metadata/contentType" xmlns:ma="http://schemas.microsoft.com/office/2006/metadata/properties/metaAttributes" ct:_="" ma:_="" ma:contentTypeName="Documento" ma:contentTypeID="0x010100B6889C2593FACB4192549183B8B19287" ma:contentTypeVersion="11" ma:contentTypeDescription="Creare un nuovo documento." ma:contentTypeScope="" ma:versionID="8f919e2780f892880bff7efb43d3db1d">
   <xsd:schema xmlns:xsd="http://www.w3.org/2001/XMLSchema" xmlns:xs="http://www.w3.org/2001/XMLSchema" xmlns:p="http://schemas.microsoft.com/office/2006/metadata/properties" xmlns:ns2="ab92c565-5003-4ac3-93a3-a3ce8796a3c0" xmlns:ns3="aa1b21cb-23df-461b-8b8e-4aaeac2f3f50" targetNamespace="http://schemas.microsoft.com/office/2006/metadata/properties" ma:root="true" ma:fieldsID="1ca4d89da73e1329ebe7ff2e4ed471c6" ns2:_="" ns3:_="">
     <xsd:import namespace="ab92c565-5003-4ac3-93a3-a3ce8796a3c0"/>
@@ -5851,10 +5831,41 @@
 </ct:contentTypeSchema>
 </file>
 
+<file path=customXml/item2.xml><?xml version="1.0" encoding="utf-8"?>
+<p:properties xmlns:p="http://schemas.microsoft.com/office/2006/metadata/properties" xmlns:xsi="http://www.w3.org/2001/XMLSchema-instance" xmlns:pc="http://schemas.microsoft.com/office/infopath/2007/PartnerControls">
+  <documentManagement>
+    <lcf76f155ced4ddcb4097134ff3c332f xmlns="ab92c565-5003-4ac3-93a3-a3ce8796a3c0">
+      <Terms xmlns="http://schemas.microsoft.com/office/infopath/2007/PartnerControls"/>
+    </lcf76f155ced4ddcb4097134ff3c332f>
+    <TaxCatchAll xmlns="aa1b21cb-23df-461b-8b8e-4aaeac2f3f50" xsi:nil="true"/>
+  </documentManagement>
+</p:properties>
+</file>
+
+<file path=customXml/item3.xml><?xml version="1.0" encoding="utf-8"?>
+<?mso-contentType ?>
+<FormTemplates xmlns="http://schemas.microsoft.com/sharepoint/v3/contenttype/forms">
+  <Display>DocumentLibraryForm</Display>
+  <Edit>DocumentLibraryForm</Edit>
+  <New>DocumentLibraryForm</New>
+</FormTemplates>
+</file>
+
 <file path=customXml/itemProps1.xml><?xml version="1.0" encoding="utf-8"?>
-<ds:datastoreItem xmlns:ds="http://schemas.openxmlformats.org/officeDocument/2006/customXml" ds:itemID="{20454F67-74C3-49E6-AAC2-A45309980932}">
+<ds:datastoreItem xmlns:ds="http://schemas.openxmlformats.org/officeDocument/2006/customXml" ds:itemID="{7C3CAAE7-F0D7-466E-984F-E85F9351FDAC}">
   <ds:schemaRefs>
-    <ds:schemaRef ds:uri="http://schemas.microsoft.com/sharepoint/v3/contenttype/forms"/>
+    <ds:schemaRef ds:uri="http://schemas.microsoft.com/office/2006/metadata/contentType"/>
+    <ds:schemaRef ds:uri="http://schemas.microsoft.com/office/2006/metadata/properties/metaAttributes"/>
+    <ds:schemaRef ds:uri="http://www.w3.org/2001/XMLSchema"/>
+    <ds:schemaRef ds:uri="http://schemas.microsoft.com/office/2006/metadata/properties"/>
+    <ds:schemaRef ds:uri="ab92c565-5003-4ac3-93a3-a3ce8796a3c0"/>
+    <ds:schemaRef ds:uri="aa1b21cb-23df-461b-8b8e-4aaeac2f3f50"/>
+    <ds:schemaRef ds:uri="http://schemas.microsoft.com/office/2006/documentManagement/types"/>
+    <ds:schemaRef ds:uri="http://schemas.microsoft.com/office/infopath/2007/PartnerControls"/>
+    <ds:schemaRef ds:uri="http://schemas.openxmlformats.org/package/2006/metadata/core-properties"/>
+    <ds:schemaRef ds:uri="http://purl.org/dc/elements/1.1/"/>
+    <ds:schemaRef ds:uri="http://purl.org/dc/terms/"/>
+    <ds:schemaRef ds:uri="http://schemas.microsoft.com/internal/obd"/>
   </ds:schemaRefs>
 </ds:datastoreItem>
 </file>
@@ -5871,5 +5882,9 @@
 </file>
 
 <file path=customXml/itemProps3.xml><?xml version="1.0" encoding="utf-8"?>
-<ds:datastoreItem xmlns:ds="http://schemas.openxmlformats.org/officeDocument/2006/customXml" ds:itemID="{7C3CAAE7-F0D7-466E-984F-E85F9351FDAC}"/>
+<ds:datastoreItem xmlns:ds="http://schemas.openxmlformats.org/officeDocument/2006/customXml" ds:itemID="{20454F67-74C3-49E6-AAC2-A45309980932}">
+  <ds:schemaRefs>
+    <ds:schemaRef ds:uri="http://schemas.microsoft.com/sharepoint/v3/contenttype/forms"/>
+  </ds:schemaRefs>
+</ds:datastoreItem>
 </file>